--- a/Modulo15_Resumen.docx
+++ b/Modulo15_Resumen.docx
@@ -9,12 +9,12 @@
       </w:pPr>
       <w:r>
         <w:rPr>
-          <w:rFonts w:ascii="Calibri" w:cs="Calibri" w:eastAsia="Calibri" w:hAnsi="Calibri"/>
-          <w:b/>
-          <w:bCs/>
-          <w:color w:val="1F4E79"/>
-          <w:sz w:val="40"/>
-          <w:szCs w:val="40"/>
+          <w:rFonts w:ascii="Arial" w:cs="Arial" w:eastAsia="Arial" w:hAnsi="Arial"/>
+          <w:b/>
+          <w:bCs/>
+          <w:color w:val="000000"/>
+          <w:sz w:val="24"/>
+          <w:szCs w:val="24"/>
         </w:rPr>
         <w:t xml:space="preserve">Módulo 15: Tecnologías de firewall</w:t>
       </w:r>
@@ -26,10 +26,8 @@
       </w:pPr>
       <w:r>
         <w:rPr>
-          <w:rFonts w:ascii="Calibri" w:cs="Calibri" w:eastAsia="Calibri" w:hAnsi="Calibri"/>
-          <w:i/>
-          <w:iCs/>
-          <w:color w:val="595959"/>
+          <w:rFonts w:ascii="Arial" w:cs="Arial" w:eastAsia="Arial" w:hAnsi="Arial"/>
+          <w:color w:val="000000"/>
           <w:sz w:val="24"/>
           <w:szCs w:val="24"/>
         </w:rPr>
@@ -38,15 +36,16 @@
     </w:p>
     <w:p>
       <w:pPr>
-        <w:pStyle w:val="Heading1"/>
         <w:pBdr>
-          <w:bottom w:val="single" w:color="1F4E79" w:sz="8" w:space="2"/>
+          <w:bottom w:val="single" w:color="000000" w:sz="8" w:space="2"/>
         </w:pBdr>
         <w:spacing w:after="120" w:before="280"/>
       </w:pPr>
       <w:r>
         <w:rPr>
-          <w:rFonts w:ascii="Calibri" w:cs="Calibri" w:eastAsia="Calibri" w:hAnsi="Calibri"/>
+          <w:rFonts w:ascii="Arial" w:cs="Arial" w:eastAsia="Arial" w:hAnsi="Arial"/>
+          <w:b/>
+          <w:bCs/>
         </w:rPr>
         <w:t xml:space="preserve">1. Redes seguras con firewalls</w:t>
       </w:r>
@@ -57,7 +56,7 @@
       </w:pPr>
       <w:r>
         <w:rPr>
-          <w:rFonts w:ascii="Calibri" w:cs="Calibri" w:eastAsia="Calibri" w:hAnsi="Calibri"/>
+          <w:rFonts w:ascii="Arial" w:cs="Arial" w:eastAsia="Arial" w:hAnsi="Arial"/>
         </w:rPr>
         <w:t xml:space="preserve">Hay varios tipos de firewall:</w:t>
       </w:r>
@@ -87,12 +86,12 @@
           <w:tcPr>
             <w:tcW w:type="dxa" w:w="2700"/>
             <w:tcBorders>
-              <w:top w:val="single" w:color="BFBFBF" w:sz="4"/>
-              <w:left w:val="single" w:color="BFBFBF" w:sz="4"/>
-              <w:bottom w:val="single" w:color="BFBFBF" w:sz="4"/>
-              <w:right w:val="single" w:color="BFBFBF" w:sz="4"/>
+              <w:top w:val="single" w:color="000000" w:sz="4"/>
+              <w:left w:val="single" w:color="000000" w:sz="4"/>
+              <w:bottom w:val="single" w:color="000000" w:sz="4"/>
+              <w:right w:val="single" w:color="000000" w:sz="4"/>
             </w:tcBorders>
-            <w:shd w:fill="1F4E79" w:val="clear"/>
+            <w:shd w:fill="D9D9D9" w:val="clear"/>
             <w:tcMar>
               <w:top w:type="dxa" w:w="60"/>
               <w:left w:type="dxa" w:w="100"/>
@@ -103,10 +102,10 @@
           <w:p>
             <w:r>
               <w:rPr>
-                <w:rFonts w:ascii="Calibri" w:cs="Calibri" w:eastAsia="Calibri" w:hAnsi="Calibri"/>
+                <w:rFonts w:ascii="Arial" w:cs="Arial" w:eastAsia="Arial" w:hAnsi="Arial"/>
                 <w:b/>
                 <w:bCs/>
-                <w:color w:val="FFFFFF"/>
+                <w:color w:val="000000"/>
               </w:rPr>
               <w:t xml:space="preserve">Tipo</w:t>
             </w:r>
@@ -116,12 +115,12 @@
           <w:tcPr>
             <w:tcW w:type="dxa" w:w="2000"/>
             <w:tcBorders>
-              <w:top w:val="single" w:color="BFBFBF" w:sz="4"/>
-              <w:left w:val="single" w:color="BFBFBF" w:sz="4"/>
-              <w:bottom w:val="single" w:color="BFBFBF" w:sz="4"/>
-              <w:right w:val="single" w:color="BFBFBF" w:sz="4"/>
+              <w:top w:val="single" w:color="000000" w:sz="4"/>
+              <w:left w:val="single" w:color="000000" w:sz="4"/>
+              <w:bottom w:val="single" w:color="000000" w:sz="4"/>
+              <w:right w:val="single" w:color="000000" w:sz="4"/>
             </w:tcBorders>
-            <w:shd w:fill="1F4E79" w:val="clear"/>
+            <w:shd w:fill="D9D9D9" w:val="clear"/>
             <w:tcMar>
               <w:top w:type="dxa" w:w="60"/>
               <w:left w:type="dxa" w:w="100"/>
@@ -132,10 +131,10 @@
           <w:p>
             <w:r>
               <w:rPr>
-                <w:rFonts w:ascii="Calibri" w:cs="Calibri" w:eastAsia="Calibri" w:hAnsi="Calibri"/>
+                <w:rFonts w:ascii="Arial" w:cs="Arial" w:eastAsia="Arial" w:hAnsi="Arial"/>
                 <w:b/>
                 <w:bCs/>
-                <w:color w:val="FFFFFF"/>
+                <w:color w:val="000000"/>
               </w:rPr>
               <w:t xml:space="preserve">Capas</w:t>
             </w:r>
@@ -145,12 +144,12 @@
           <w:tcPr>
             <w:tcW w:type="dxa" w:w="4660"/>
             <w:tcBorders>
-              <w:top w:val="single" w:color="BFBFBF" w:sz="4"/>
-              <w:left w:val="single" w:color="BFBFBF" w:sz="4"/>
-              <w:bottom w:val="single" w:color="BFBFBF" w:sz="4"/>
-              <w:right w:val="single" w:color="BFBFBF" w:sz="4"/>
+              <w:top w:val="single" w:color="000000" w:sz="4"/>
+              <w:left w:val="single" w:color="000000" w:sz="4"/>
+              <w:bottom w:val="single" w:color="000000" w:sz="4"/>
+              <w:right w:val="single" w:color="000000" w:sz="4"/>
             </w:tcBorders>
-            <w:shd w:fill="1F4E79" w:val="clear"/>
+            <w:shd w:fill="D9D9D9" w:val="clear"/>
             <w:tcMar>
               <w:top w:type="dxa" w:w="60"/>
               <w:left w:type="dxa" w:w="100"/>
@@ -161,10 +160,10 @@
           <w:p>
             <w:r>
               <w:rPr>
-                <w:rFonts w:ascii="Calibri" w:cs="Calibri" w:eastAsia="Calibri" w:hAnsi="Calibri"/>
+                <w:rFonts w:ascii="Arial" w:cs="Arial" w:eastAsia="Arial" w:hAnsi="Arial"/>
                 <w:b/>
                 <w:bCs/>
-                <w:color w:val="FFFFFF"/>
+                <w:color w:val="000000"/>
               </w:rPr>
               <w:t xml:space="preserve">Qué hace</w:t>
             </w:r>
@@ -176,10 +175,10 @@
           <w:tcPr>
             <w:tcW w:type="dxa" w:w="2700"/>
             <w:tcBorders>
-              <w:top w:val="single" w:color="BFBFBF" w:sz="4"/>
-              <w:left w:val="single" w:color="BFBFBF" w:sz="4"/>
-              <w:bottom w:val="single" w:color="BFBFBF" w:sz="4"/>
-              <w:right w:val="single" w:color="BFBFBF" w:sz="4"/>
+              <w:top w:val="single" w:color="000000" w:sz="4"/>
+              <w:left w:val="single" w:color="000000" w:sz="4"/>
+              <w:bottom w:val="single" w:color="000000" w:sz="4"/>
+              <w:right w:val="single" w:color="000000" w:sz="4"/>
             </w:tcBorders>
             <w:shd w:fill="FFFFFF" w:val="clear"/>
             <w:tcMar>
@@ -192,7 +191,7 @@
           <w:p>
             <w:r>
               <w:rPr>
-                <w:rFonts w:ascii="Calibri" w:cs="Calibri" w:eastAsia="Calibri" w:hAnsi="Calibri"/>
+                <w:rFonts w:ascii="Arial" w:cs="Arial" w:eastAsia="Arial" w:hAnsi="Arial"/>
                 <w:b/>
                 <w:bCs/>
               </w:rPr>
@@ -204,10 +203,10 @@
           <w:tcPr>
             <w:tcW w:type="dxa" w:w="2000"/>
             <w:tcBorders>
-              <w:top w:val="single" w:color="BFBFBF" w:sz="4"/>
-              <w:left w:val="single" w:color="BFBFBF" w:sz="4"/>
-              <w:bottom w:val="single" w:color="BFBFBF" w:sz="4"/>
-              <w:right w:val="single" w:color="BFBFBF" w:sz="4"/>
+              <w:top w:val="single" w:color="000000" w:sz="4"/>
+              <w:left w:val="single" w:color="000000" w:sz="4"/>
+              <w:bottom w:val="single" w:color="000000" w:sz="4"/>
+              <w:right w:val="single" w:color="000000" w:sz="4"/>
             </w:tcBorders>
             <w:shd w:fill="FFFFFF" w:val="clear"/>
             <w:tcMar>
@@ -220,7 +219,7 @@
           <w:p>
             <w:r>
               <w:rPr>
-                <w:rFonts w:ascii="Calibri" w:cs="Calibri" w:eastAsia="Calibri" w:hAnsi="Calibri"/>
+                <w:rFonts w:ascii="Arial" w:cs="Arial" w:eastAsia="Arial" w:hAnsi="Arial"/>
               </w:rPr>
               <w:t xml:space="preserve">Capa 3 y, a veces, Capa 4</w:t>
             </w:r>
@@ -230,10 +229,10 @@
           <w:tcPr>
             <w:tcW w:type="dxa" w:w="4660"/>
             <w:tcBorders>
-              <w:top w:val="single" w:color="BFBFBF" w:sz="4"/>
-              <w:left w:val="single" w:color="BFBFBF" w:sz="4"/>
-              <w:bottom w:val="single" w:color="BFBFBF" w:sz="4"/>
-              <w:right w:val="single" w:color="BFBFBF" w:sz="4"/>
+              <w:top w:val="single" w:color="000000" w:sz="4"/>
+              <w:left w:val="single" w:color="000000" w:sz="4"/>
+              <w:bottom w:val="single" w:color="000000" w:sz="4"/>
+              <w:right w:val="single" w:color="000000" w:sz="4"/>
             </w:tcBorders>
             <w:shd w:fill="FFFFFF" w:val="clear"/>
             <w:tcMar>
@@ -246,7 +245,7 @@
           <w:p>
             <w:r>
               <w:rPr>
-                <w:rFonts w:ascii="Calibri" w:cs="Calibri" w:eastAsia="Calibri" w:hAnsi="Calibri"/>
+                <w:rFonts w:ascii="Arial" w:cs="Arial" w:eastAsia="Arial" w:hAnsi="Arial"/>
               </w:rPr>
               <w:t xml:space="preserve">Filtra paquetes sin llevar el estado de la conexión</w:t>
             </w:r>
@@ -258,10 +257,10 @@
           <w:tcPr>
             <w:tcW w:type="dxa" w:w="2700"/>
             <w:tcBorders>
-              <w:top w:val="single" w:color="BFBFBF" w:sz="4"/>
-              <w:left w:val="single" w:color="BFBFBF" w:sz="4"/>
-              <w:bottom w:val="single" w:color="BFBFBF" w:sz="4"/>
-              <w:right w:val="single" w:color="BFBFBF" w:sz="4"/>
+              <w:top w:val="single" w:color="000000" w:sz="4"/>
+              <w:left w:val="single" w:color="000000" w:sz="4"/>
+              <w:bottom w:val="single" w:color="000000" w:sz="4"/>
+              <w:right w:val="single" w:color="000000" w:sz="4"/>
             </w:tcBorders>
             <w:shd w:fill="FFFFFF" w:val="clear"/>
             <w:tcMar>
@@ -274,7 +273,7 @@
           <w:p>
             <w:r>
               <w:rPr>
-                <w:rFonts w:ascii="Calibri" w:cs="Calibri" w:eastAsia="Calibri" w:hAnsi="Calibri"/>
+                <w:rFonts w:ascii="Arial" w:cs="Arial" w:eastAsia="Arial" w:hAnsi="Arial"/>
                 <w:b/>
                 <w:bCs/>
               </w:rPr>
@@ -286,10 +285,10 @@
           <w:tcPr>
             <w:tcW w:type="dxa" w:w="2000"/>
             <w:tcBorders>
-              <w:top w:val="single" w:color="BFBFBF" w:sz="4"/>
-              <w:left w:val="single" w:color="BFBFBF" w:sz="4"/>
-              <w:bottom w:val="single" w:color="BFBFBF" w:sz="4"/>
-              <w:right w:val="single" w:color="BFBFBF" w:sz="4"/>
+              <w:top w:val="single" w:color="000000" w:sz="4"/>
+              <w:left w:val="single" w:color="000000" w:sz="4"/>
+              <w:bottom w:val="single" w:color="000000" w:sz="4"/>
+              <w:right w:val="single" w:color="000000" w:sz="4"/>
             </w:tcBorders>
             <w:shd w:fill="FFFFFF" w:val="clear"/>
             <w:tcMar>
@@ -302,7 +301,7 @@
           <w:p>
             <w:r>
               <w:rPr>
-                <w:rFonts w:ascii="Calibri" w:cs="Calibri" w:eastAsia="Calibri" w:hAnsi="Calibri"/>
+                <w:rFonts w:ascii="Arial" w:cs="Arial" w:eastAsia="Arial" w:hAnsi="Arial"/>
               </w:rPr>
               <w:t xml:space="preserve">—</w:t>
             </w:r>
@@ -312,10 +311,10 @@
           <w:tcPr>
             <w:tcW w:type="dxa" w:w="4660"/>
             <w:tcBorders>
-              <w:top w:val="single" w:color="BFBFBF" w:sz="4"/>
-              <w:left w:val="single" w:color="BFBFBF" w:sz="4"/>
-              <w:bottom w:val="single" w:color="BFBFBF" w:sz="4"/>
-              <w:right w:val="single" w:color="BFBFBF" w:sz="4"/>
+              <w:top w:val="single" w:color="000000" w:sz="4"/>
+              <w:left w:val="single" w:color="000000" w:sz="4"/>
+              <w:bottom w:val="single" w:color="000000" w:sz="4"/>
+              <w:right w:val="single" w:color="000000" w:sz="4"/>
             </w:tcBorders>
             <w:shd w:fill="FFFFFF" w:val="clear"/>
             <w:tcMar>
@@ -328,13 +327,13 @@
           <w:p>
             <w:r>
               <w:rPr>
-                <w:rFonts w:ascii="Calibri" w:cs="Calibri" w:eastAsia="Calibri" w:hAnsi="Calibri"/>
+                <w:rFonts w:ascii="Arial" w:cs="Arial" w:eastAsia="Arial" w:hAnsi="Arial"/>
               </w:rPr>
               <w:t xml:space="preserve">Permite o bloquea el tráfico según </w:t>
             </w:r>
             <w:r>
               <w:rPr>
-                <w:rFonts w:ascii="Calibri" w:cs="Calibri" w:eastAsia="Calibri" w:hAnsi="Calibri"/>
+                <w:rFonts w:ascii="Arial" w:cs="Arial" w:eastAsia="Arial" w:hAnsi="Arial"/>
                 <w:b/>
                 <w:bCs/>
               </w:rPr>
@@ -348,10 +347,10 @@
           <w:tcPr>
             <w:tcW w:type="dxa" w:w="2700"/>
             <w:tcBorders>
-              <w:top w:val="single" w:color="BFBFBF" w:sz="4"/>
-              <w:left w:val="single" w:color="BFBFBF" w:sz="4"/>
-              <w:bottom w:val="single" w:color="BFBFBF" w:sz="4"/>
-              <w:right w:val="single" w:color="BFBFBF" w:sz="4"/>
+              <w:top w:val="single" w:color="000000" w:sz="4"/>
+              <w:left w:val="single" w:color="000000" w:sz="4"/>
+              <w:bottom w:val="single" w:color="000000" w:sz="4"/>
+              <w:right w:val="single" w:color="000000" w:sz="4"/>
             </w:tcBorders>
             <w:shd w:fill="FFFFFF" w:val="clear"/>
             <w:tcMar>
@@ -364,7 +363,7 @@
           <w:p>
             <w:r>
               <w:rPr>
-                <w:rFonts w:ascii="Calibri" w:cs="Calibri" w:eastAsia="Calibri" w:hAnsi="Calibri"/>
+                <w:rFonts w:ascii="Arial" w:cs="Arial" w:eastAsia="Arial" w:hAnsi="Arial"/>
                 <w:b/>
                 <w:bCs/>
               </w:rPr>
@@ -376,10 +375,10 @@
           <w:tcPr>
             <w:tcW w:type="dxa" w:w="2000"/>
             <w:tcBorders>
-              <w:top w:val="single" w:color="BFBFBF" w:sz="4"/>
-              <w:left w:val="single" w:color="BFBFBF" w:sz="4"/>
-              <w:bottom w:val="single" w:color="BFBFBF" w:sz="4"/>
-              <w:right w:val="single" w:color="BFBFBF" w:sz="4"/>
+              <w:top w:val="single" w:color="000000" w:sz="4"/>
+              <w:left w:val="single" w:color="000000" w:sz="4"/>
+              <w:bottom w:val="single" w:color="000000" w:sz="4"/>
+              <w:right w:val="single" w:color="000000" w:sz="4"/>
             </w:tcBorders>
             <w:shd w:fill="FFFFFF" w:val="clear"/>
             <w:tcMar>
@@ -392,7 +391,7 @@
           <w:p>
             <w:r>
               <w:rPr>
-                <w:rFonts w:ascii="Calibri" w:cs="Calibri" w:eastAsia="Calibri" w:hAnsi="Calibri"/>
+                <w:rFonts w:ascii="Arial" w:cs="Arial" w:eastAsia="Arial" w:hAnsi="Arial"/>
               </w:rPr>
               <w:t xml:space="preserve">Capas 3, 4, 5 y 7</w:t>
             </w:r>
@@ -402,10 +401,10 @@
           <w:tcPr>
             <w:tcW w:type="dxa" w:w="4660"/>
             <w:tcBorders>
-              <w:top w:val="single" w:color="BFBFBF" w:sz="4"/>
-              <w:left w:val="single" w:color="BFBFBF" w:sz="4"/>
-              <w:bottom w:val="single" w:color="BFBFBF" w:sz="4"/>
-              <w:right w:val="single" w:color="BFBFBF" w:sz="4"/>
+              <w:top w:val="single" w:color="000000" w:sz="4"/>
+              <w:left w:val="single" w:color="000000" w:sz="4"/>
+              <w:bottom w:val="single" w:color="000000" w:sz="4"/>
+              <w:right w:val="single" w:color="000000" w:sz="4"/>
             </w:tcBorders>
             <w:shd w:fill="FFFFFF" w:val="clear"/>
             <w:tcMar>
@@ -418,7 +417,7 @@
           <w:p>
             <w:r>
               <w:rPr>
-                <w:rFonts w:ascii="Calibri" w:cs="Calibri" w:eastAsia="Calibri" w:hAnsi="Calibri"/>
+                <w:rFonts w:ascii="Arial" w:cs="Arial" w:eastAsia="Arial" w:hAnsi="Arial"/>
               </w:rPr>
               <w:t xml:space="preserve">Filtra información de esas capas</w:t>
             </w:r>
@@ -430,10 +429,10 @@
           <w:tcPr>
             <w:tcW w:type="dxa" w:w="2700"/>
             <w:tcBorders>
-              <w:top w:val="single" w:color="BFBFBF" w:sz="4"/>
-              <w:left w:val="single" w:color="BFBFBF" w:sz="4"/>
-              <w:bottom w:val="single" w:color="BFBFBF" w:sz="4"/>
-              <w:right w:val="single" w:color="BFBFBF" w:sz="4"/>
+              <w:top w:val="single" w:color="000000" w:sz="4"/>
+              <w:left w:val="single" w:color="000000" w:sz="4"/>
+              <w:bottom w:val="single" w:color="000000" w:sz="4"/>
+              <w:right w:val="single" w:color="000000" w:sz="4"/>
             </w:tcBorders>
             <w:shd w:fill="FFFFFF" w:val="clear"/>
             <w:tcMar>
@@ -446,7 +445,7 @@
           <w:p>
             <w:r>
               <w:rPr>
-                <w:rFonts w:ascii="Calibri" w:cs="Calibri" w:eastAsia="Calibri" w:hAnsi="Calibri"/>
+                <w:rFonts w:ascii="Arial" w:cs="Arial" w:eastAsia="Arial" w:hAnsi="Arial"/>
                 <w:b/>
                 <w:bCs/>
               </w:rPr>
@@ -458,10 +457,10 @@
           <w:tcPr>
             <w:tcW w:type="dxa" w:w="2000"/>
             <w:tcBorders>
-              <w:top w:val="single" w:color="BFBFBF" w:sz="4"/>
-              <w:left w:val="single" w:color="BFBFBF" w:sz="4"/>
-              <w:bottom w:val="single" w:color="BFBFBF" w:sz="4"/>
-              <w:right w:val="single" w:color="BFBFBF" w:sz="4"/>
+              <w:top w:val="single" w:color="000000" w:sz="4"/>
+              <w:left w:val="single" w:color="000000" w:sz="4"/>
+              <w:bottom w:val="single" w:color="000000" w:sz="4"/>
+              <w:right w:val="single" w:color="000000" w:sz="4"/>
             </w:tcBorders>
             <w:shd w:fill="FFFFFF" w:val="clear"/>
             <w:tcMar>
@@ -474,7 +473,7 @@
           <w:p>
             <w:r>
               <w:rPr>
-                <w:rFonts w:ascii="Calibri" w:cs="Calibri" w:eastAsia="Calibri" w:hAnsi="Calibri"/>
+                <w:rFonts w:ascii="Arial" w:cs="Arial" w:eastAsia="Arial" w:hAnsi="Arial"/>
               </w:rPr>
               <w:t xml:space="preserve">—</w:t>
             </w:r>
@@ -484,10 +483,10 @@
           <w:tcPr>
             <w:tcW w:type="dxa" w:w="4660"/>
             <w:tcBorders>
-              <w:top w:val="single" w:color="BFBFBF" w:sz="4"/>
-              <w:left w:val="single" w:color="BFBFBF" w:sz="4"/>
-              <w:bottom w:val="single" w:color="BFBFBF" w:sz="4"/>
-              <w:right w:val="single" w:color="BFBFBF" w:sz="4"/>
+              <w:top w:val="single" w:color="000000" w:sz="4"/>
+              <w:left w:val="single" w:color="000000" w:sz="4"/>
+              <w:bottom w:val="single" w:color="000000" w:sz="4"/>
+              <w:right w:val="single" w:color="000000" w:sz="4"/>
             </w:tcBorders>
             <w:shd w:fill="FFFFFF" w:val="clear"/>
             <w:tcMar>
@@ -500,7 +499,7 @@
           <w:p>
             <w:r>
               <w:rPr>
-                <w:rFonts w:ascii="Calibri" w:cs="Calibri" w:eastAsia="Calibri" w:hAnsi="Calibri"/>
+                <w:rFonts w:ascii="Arial" w:cs="Arial" w:eastAsia="Arial" w:hAnsi="Arial"/>
               </w:rPr>
               <w:t xml:space="preserve">Da servicios extra más allá de los gateways de aplicación</w:t>
             </w:r>
@@ -515,12 +514,13 @@
     </w:p>
     <w:p>
       <w:pPr>
-        <w:pStyle w:val="Heading3"/>
         <w:spacing w:after="80" w:before="160"/>
       </w:pPr>
       <w:r>
         <w:rPr>
-          <w:rFonts w:ascii="Calibri" w:cs="Calibri" w:eastAsia="Calibri" w:hAnsi="Calibri"/>
+          <w:rFonts w:ascii="Arial" w:cs="Arial" w:eastAsia="Arial" w:hAnsi="Arial"/>
+          <w:b/>
+          <w:bCs/>
         </w:rPr>
         <w:t xml:space="preserve">Qué trae un firewall de próxima generación</w:t>
       </w:r>
@@ -536,7 +536,7 @@
       </w:pPr>
       <w:r>
         <w:rPr>
-          <w:rFonts w:ascii="Calibri" w:cs="Calibri" w:eastAsia="Calibri" w:hAnsi="Calibri"/>
+          <w:rFonts w:ascii="Arial" w:cs="Arial" w:eastAsia="Arial" w:hAnsi="Arial"/>
           <w:b/>
           <w:bCs/>
         </w:rPr>
@@ -544,7 +544,7 @@
       </w:r>
       <w:r>
         <w:rPr>
-          <w:rFonts w:ascii="Calibri" w:cs="Calibri" w:eastAsia="Calibri" w:hAnsi="Calibri"/>
+          <w:rFonts w:ascii="Arial" w:cs="Arial" w:eastAsia="Arial" w:hAnsi="Arial"/>
         </w:rPr>
         <w:t xml:space="preserve"> integrada.</w:t>
       </w:r>
@@ -560,7 +560,7 @@
       </w:pPr>
       <w:r>
         <w:rPr>
-          <w:rFonts w:ascii="Calibri" w:cs="Calibri" w:eastAsia="Calibri" w:hAnsi="Calibri"/>
+          <w:rFonts w:ascii="Arial" w:cs="Arial" w:eastAsia="Arial" w:hAnsi="Arial"/>
           <w:b/>
           <w:bCs/>
         </w:rPr>
@@ -568,7 +568,7 @@
       </w:r>
       <w:r>
         <w:rPr>
-          <w:rFonts w:ascii="Calibri" w:cs="Calibri" w:eastAsia="Calibri" w:hAnsi="Calibri"/>
+          <w:rFonts w:ascii="Arial" w:cs="Arial" w:eastAsia="Arial" w:hAnsi="Arial"/>
         </w:rPr>
         <w:t xml:space="preserve">, para ver y bloquear las apps de riesgo.</w:t>
       </w:r>
@@ -584,13 +584,13 @@
       </w:pPr>
       <w:r>
         <w:rPr>
-          <w:rFonts w:ascii="Calibri" w:cs="Calibri" w:eastAsia="Calibri" w:hAnsi="Calibri"/>
+          <w:rFonts w:ascii="Arial" w:cs="Arial" w:eastAsia="Arial" w:hAnsi="Arial"/>
         </w:rPr>
         <w:t xml:space="preserve">Acceso a </w:t>
       </w:r>
       <w:r>
         <w:rPr>
-          <w:rFonts w:ascii="Calibri" w:cs="Calibri" w:eastAsia="Calibri" w:hAnsi="Calibri"/>
+          <w:rFonts w:ascii="Arial" w:cs="Arial" w:eastAsia="Arial" w:hAnsi="Arial"/>
           <w:b/>
           <w:bCs/>
         </w:rPr>
@@ -598,7 +598,7 @@
       </w:r>
       <w:r>
         <w:rPr>
-          <w:rFonts w:ascii="Calibri" w:cs="Calibri" w:eastAsia="Calibri" w:hAnsi="Calibri"/>
+          <w:rFonts w:ascii="Arial" w:cs="Arial" w:eastAsia="Arial" w:hAnsi="Arial"/>
         </w:rPr>
         <w:t xml:space="preserve">.</w:t>
       </w:r>
@@ -614,13 +614,13 @@
       </w:pPr>
       <w:r>
         <w:rPr>
-          <w:rFonts w:ascii="Calibri" w:cs="Calibri" w:eastAsia="Calibri" w:hAnsi="Calibri"/>
+          <w:rFonts w:ascii="Arial" w:cs="Arial" w:eastAsia="Arial" w:hAnsi="Arial"/>
         </w:rPr>
         <w:t xml:space="preserve">Técnicas para hacer frente a las </w:t>
       </w:r>
       <w:r>
         <w:rPr>
-          <w:rFonts w:ascii="Calibri" w:cs="Calibri" w:eastAsia="Calibri" w:hAnsi="Calibri"/>
+          <w:rFonts w:ascii="Arial" w:cs="Arial" w:eastAsia="Arial" w:hAnsi="Arial"/>
           <w:b/>
           <w:bCs/>
         </w:rPr>
@@ -628,44 +628,23 @@
       </w:r>
       <w:r>
         <w:rPr>
-          <w:rFonts w:ascii="Calibri" w:cs="Calibri" w:eastAsia="Calibri" w:hAnsi="Calibri"/>
+          <w:rFonts w:ascii="Arial" w:cs="Arial" w:eastAsia="Arial" w:hAnsi="Arial"/>
         </w:rPr>
         <w:t xml:space="preserve">.</w:t>
       </w:r>
     </w:p>
     <w:p>
       <w:pPr>
-        <w:shd w:fill="FEF3C7" w:val="clear"/>
-        <w:spacing w:after="100" w:before="60"/>
-        <w:ind w:left="120" w:right="120"/>
-      </w:pPr>
-      <w:r>
-        <w:rPr>
-          <w:rFonts w:ascii="Calibri" w:cs="Calibri" w:eastAsia="Calibri" w:hAnsi="Calibri"/>
-          <w:b/>
-          <w:bCs/>
-          <w:color w:val="B45309"/>
-        </w:rPr>
-        <w:t xml:space="preserve">⚠ Ojo: </w:t>
-      </w:r>
-      <w:r>
-        <w:rPr>
-          <w:rFonts w:ascii="Calibri" w:cs="Calibri" w:eastAsia="Calibri" w:hAnsi="Calibri"/>
-        </w:rPr>
-        <w:t xml:space="preserve">Mientras más arriba en las capas filtra el firewall, más "entiende" del tráfico. El sin estado solo ve capas 3 y 4, y el proxy llega hasta la capa 7.</w:t>
-      </w:r>
-    </w:p>
-    <w:p>
-      <w:pPr>
-        <w:pStyle w:val="Heading1"/>
         <w:pBdr>
-          <w:bottom w:val="single" w:color="1F4E79" w:sz="8" w:space="2"/>
+          <w:bottom w:val="single" w:color="000000" w:sz="8" w:space="2"/>
         </w:pBdr>
         <w:spacing w:after="120" w:before="280"/>
       </w:pPr>
       <w:r>
         <w:rPr>
-          <w:rFonts w:ascii="Calibri" w:cs="Calibri" w:eastAsia="Calibri" w:hAnsi="Calibri"/>
+          <w:rFonts w:ascii="Arial" w:cs="Arial" w:eastAsia="Arial" w:hAnsi="Arial"/>
+          <w:b/>
+          <w:bCs/>
         </w:rPr>
         <w:t xml:space="preserve">2. Firewalls en el diseño de redes</w:t>
       </w:r>
@@ -681,13 +660,13 @@
       </w:pPr>
       <w:r>
         <w:rPr>
-          <w:rFonts w:ascii="Calibri" w:cs="Calibri" w:eastAsia="Calibri" w:hAnsi="Calibri"/>
+          <w:rFonts w:ascii="Arial" w:cs="Arial" w:eastAsia="Arial" w:hAnsi="Arial"/>
         </w:rPr>
         <w:t xml:space="preserve">Las </w:t>
       </w:r>
       <w:r>
         <w:rPr>
-          <w:rFonts w:ascii="Calibri" w:cs="Calibri" w:eastAsia="Calibri" w:hAnsi="Calibri"/>
+          <w:rFonts w:ascii="Arial" w:cs="Arial" w:eastAsia="Arial" w:hAnsi="Arial"/>
           <w:b/>
           <w:bCs/>
         </w:rPr>
@@ -695,7 +674,7 @@
       </w:r>
       <w:r>
         <w:rPr>
-          <w:rFonts w:ascii="Calibri" w:cs="Calibri" w:eastAsia="Calibri" w:hAnsi="Calibri"/>
+          <w:rFonts w:ascii="Arial" w:cs="Arial" w:eastAsia="Arial" w:hAnsi="Arial"/>
         </w:rPr>
         <w:t xml:space="preserve"> comunes definen los límites del tráfico que entra y sale de la red.</w:t>
       </w:r>
@@ -711,19 +690,20 @@
       </w:pPr>
       <w:r>
         <w:rPr>
-          <w:rFonts w:ascii="Calibri" w:cs="Calibri" w:eastAsia="Calibri" w:hAnsi="Calibri"/>
+          <w:rFonts w:ascii="Arial" w:cs="Arial" w:eastAsia="Arial" w:hAnsi="Arial"/>
         </w:rPr>
         <w:t xml:space="preserve">Si una topología tiene acceso a redes externas o públicas, hay que poder determinar su arquitectura de seguridad.</w:t>
       </w:r>
     </w:p>
     <w:p>
       <w:pPr>
-        <w:pStyle w:val="Heading3"/>
         <w:spacing w:after="80" w:before="160"/>
       </w:pPr>
       <w:r>
         <w:rPr>
-          <w:rFonts w:ascii="Calibri" w:cs="Calibri" w:eastAsia="Calibri" w:hAnsi="Calibri"/>
+          <w:rFonts w:ascii="Arial" w:cs="Arial" w:eastAsia="Arial" w:hAnsi="Arial"/>
+          <w:b/>
+          <w:bCs/>
         </w:rPr>
         <w:t xml:space="preserve">Diseños comunes</w:t>
       </w:r>
@@ -739,7 +719,7 @@
       </w:pPr>
       <w:r>
         <w:rPr>
-          <w:rFonts w:ascii="Calibri" w:cs="Calibri" w:eastAsia="Calibri" w:hAnsi="Calibri"/>
+          <w:rFonts w:ascii="Arial" w:cs="Arial" w:eastAsia="Arial" w:hAnsi="Arial"/>
           <w:b/>
           <w:bCs/>
         </w:rPr>
@@ -747,13 +727,13 @@
       </w:r>
       <w:r>
         <w:rPr>
-          <w:rFonts w:ascii="Calibri" w:cs="Calibri" w:eastAsia="Calibri" w:hAnsi="Calibri"/>
+          <w:rFonts w:ascii="Arial" w:cs="Arial" w:eastAsia="Arial" w:hAnsi="Arial"/>
         </w:rPr>
         <w:t xml:space="preserve"> una red </w:t>
       </w:r>
       <w:r>
         <w:rPr>
-          <w:rFonts w:ascii="Calibri" w:cs="Calibri" w:eastAsia="Calibri" w:hAnsi="Calibri"/>
+          <w:rFonts w:ascii="Arial" w:cs="Arial" w:eastAsia="Arial" w:hAnsi="Arial"/>
           <w:b/>
           <w:bCs/>
         </w:rPr>
@@ -761,13 +741,13 @@
       </w:r>
       <w:r>
         <w:rPr>
-          <w:rFonts w:ascii="Calibri" w:cs="Calibri" w:eastAsia="Calibri" w:hAnsi="Calibri"/>
+          <w:rFonts w:ascii="Arial" w:cs="Arial" w:eastAsia="Arial" w:hAnsi="Arial"/>
         </w:rPr>
         <w:t xml:space="preserve"> y una </w:t>
       </w:r>
       <w:r>
         <w:rPr>
-          <w:rFonts w:ascii="Calibri" w:cs="Calibri" w:eastAsia="Calibri" w:hAnsi="Calibri"/>
+          <w:rFonts w:ascii="Arial" w:cs="Arial" w:eastAsia="Arial" w:hAnsi="Arial"/>
           <w:b/>
           <w:bCs/>
         </w:rPr>
@@ -775,13 +755,13 @@
       </w:r>
       <w:r>
         <w:rPr>
-          <w:rFonts w:ascii="Calibri" w:cs="Calibri" w:eastAsia="Calibri" w:hAnsi="Calibri"/>
+          <w:rFonts w:ascii="Arial" w:cs="Arial" w:eastAsia="Arial" w:hAnsi="Arial"/>
         </w:rPr>
         <w:t xml:space="preserve">, determinadas por </w:t>
       </w:r>
       <w:r>
         <w:rPr>
-          <w:rFonts w:ascii="Calibri" w:cs="Calibri" w:eastAsia="Calibri" w:hAnsi="Calibri"/>
+          <w:rFonts w:ascii="Arial" w:cs="Arial" w:eastAsia="Arial" w:hAnsi="Arial"/>
           <w:b/>
           <w:bCs/>
         </w:rPr>
@@ -789,7 +769,7 @@
       </w:r>
       <w:r>
         <w:rPr>
-          <w:rFonts w:ascii="Calibri" w:cs="Calibri" w:eastAsia="Calibri" w:hAnsi="Calibri"/>
+          <w:rFonts w:ascii="Arial" w:cs="Arial" w:eastAsia="Arial" w:hAnsi="Arial"/>
         </w:rPr>
         <w:t xml:space="preserve"> en un firewall.</w:t>
       </w:r>
@@ -805,7 +785,7 @@
       </w:pPr>
       <w:r>
         <w:rPr>
-          <w:rFonts w:ascii="Calibri" w:cs="Calibri" w:eastAsia="Calibri" w:hAnsi="Calibri"/>
+          <w:rFonts w:ascii="Arial" w:cs="Arial" w:eastAsia="Arial" w:hAnsi="Arial"/>
           <w:b/>
           <w:bCs/>
         </w:rPr>
@@ -813,13 +793,13 @@
       </w:r>
       <w:r>
         <w:rPr>
-          <w:rFonts w:ascii="Calibri" w:cs="Calibri" w:eastAsia="Calibri" w:hAnsi="Calibri"/>
+          <w:rFonts w:ascii="Arial" w:cs="Arial" w:eastAsia="Arial" w:hAnsi="Arial"/>
         </w:rPr>
         <w:t xml:space="preserve"> las redes que necesitan acceso público a servicios suelen tener una </w:t>
       </w:r>
       <w:r>
         <w:rPr>
-          <w:rFonts w:ascii="Calibri" w:cs="Calibri" w:eastAsia="Calibri" w:hAnsi="Calibri"/>
+          <w:rFonts w:ascii="Arial" w:cs="Arial" w:eastAsia="Arial" w:hAnsi="Arial"/>
           <w:b/>
           <w:bCs/>
         </w:rPr>
@@ -827,13 +807,13 @@
       </w:r>
       <w:r>
         <w:rPr>
-          <w:rFonts w:ascii="Calibri" w:cs="Calibri" w:eastAsia="Calibri" w:hAnsi="Calibri"/>
+          <w:rFonts w:ascii="Arial" w:cs="Arial" w:eastAsia="Arial" w:hAnsi="Arial"/>
         </w:rPr>
         <w:t xml:space="preserve"> a la que puede entrar el público, mientras se </w:t>
       </w:r>
       <w:r>
         <w:rPr>
-          <w:rFonts w:ascii="Calibri" w:cs="Calibri" w:eastAsia="Calibri" w:hAnsi="Calibri"/>
+          <w:rFonts w:ascii="Arial" w:cs="Arial" w:eastAsia="Arial" w:hAnsi="Arial"/>
           <w:b/>
           <w:bCs/>
         </w:rPr>
@@ -841,19 +821,20 @@
       </w:r>
       <w:r>
         <w:rPr>
-          <w:rFonts w:ascii="Calibri" w:cs="Calibri" w:eastAsia="Calibri" w:hAnsi="Calibri"/>
+          <w:rFonts w:ascii="Arial" w:cs="Arial" w:eastAsia="Arial" w:hAnsi="Arial"/>
         </w:rPr>
         <w:t xml:space="preserve"> el acceso a la red interna.</w:t>
       </w:r>
     </w:p>
     <w:p>
       <w:pPr>
-        <w:pStyle w:val="Heading3"/>
         <w:spacing w:after="80" w:before="160"/>
       </w:pPr>
       <w:r>
         <w:rPr>
-          <w:rFonts w:ascii="Calibri" w:cs="Calibri" w:eastAsia="Calibri" w:hAnsi="Calibri"/>
+          <w:rFonts w:ascii="Arial" w:cs="Arial" w:eastAsia="Arial" w:hAnsi="Arial"/>
+          <w:b/>
+          <w:bCs/>
         </w:rPr>
         <w:t xml:space="preserve">ZPF (Zone-Based Policy Firewall)</w:t>
       </w:r>
@@ -869,13 +850,13 @@
       </w:pPr>
       <w:r>
         <w:rPr>
-          <w:rFonts w:ascii="Calibri" w:cs="Calibri" w:eastAsia="Calibri" w:hAnsi="Calibri"/>
+          <w:rFonts w:ascii="Arial" w:cs="Arial" w:eastAsia="Arial" w:hAnsi="Arial"/>
         </w:rPr>
         <w:t xml:space="preserve">Usan el concepto de </w:t>
       </w:r>
       <w:r>
         <w:rPr>
-          <w:rFonts w:ascii="Calibri" w:cs="Calibri" w:eastAsia="Calibri" w:hAnsi="Calibri"/>
+          <w:rFonts w:ascii="Arial" w:cs="Arial" w:eastAsia="Arial" w:hAnsi="Arial"/>
           <w:b/>
           <w:bCs/>
         </w:rPr>
@@ -883,7 +864,7 @@
       </w:r>
       <w:r>
         <w:rPr>
-          <w:rFonts w:ascii="Calibri" w:cs="Calibri" w:eastAsia="Calibri" w:hAnsi="Calibri"/>
+          <w:rFonts w:ascii="Arial" w:cs="Arial" w:eastAsia="Arial" w:hAnsi="Arial"/>
         </w:rPr>
         <w:t xml:space="preserve"> para dar más flexibilidad.</w:t>
       </w:r>
@@ -899,13 +880,13 @@
       </w:pPr>
       <w:r>
         <w:rPr>
-          <w:rFonts w:ascii="Calibri" w:cs="Calibri" w:eastAsia="Calibri" w:hAnsi="Calibri"/>
+          <w:rFonts w:ascii="Arial" w:cs="Arial" w:eastAsia="Arial" w:hAnsi="Arial"/>
         </w:rPr>
         <w:t xml:space="preserve">Una </w:t>
       </w:r>
       <w:r>
         <w:rPr>
-          <w:rFonts w:ascii="Calibri" w:cs="Calibri" w:eastAsia="Calibri" w:hAnsi="Calibri"/>
+          <w:rFonts w:ascii="Arial" w:cs="Arial" w:eastAsia="Arial" w:hAnsi="Arial"/>
           <w:b/>
           <w:bCs/>
         </w:rPr>
@@ -913,19 +894,20 @@
       </w:r>
       <w:r>
         <w:rPr>
-          <w:rFonts w:ascii="Calibri" w:cs="Calibri" w:eastAsia="Calibri" w:hAnsi="Calibri"/>
+          <w:rFonts w:ascii="Arial" w:cs="Arial" w:eastAsia="Arial" w:hAnsi="Arial"/>
         </w:rPr>
         <w:t xml:space="preserve"> es un grupo de una o más interfaces que tienen funciones, características y requerimientos de seguridad parecidos.</w:t>
       </w:r>
     </w:p>
     <w:p>
       <w:pPr>
-        <w:pStyle w:val="Heading3"/>
         <w:spacing w:after="80" w:before="160"/>
       </w:pPr>
       <w:r>
         <w:rPr>
-          <w:rFonts w:ascii="Calibri" w:cs="Calibri" w:eastAsia="Calibri" w:hAnsi="Calibri"/>
+          <w:rFonts w:ascii="Arial" w:cs="Arial" w:eastAsia="Arial" w:hAnsi="Arial"/>
+          <w:b/>
+          <w:bCs/>
         </w:rPr>
         <w:t xml:space="preserve">Seguridad por capas</w:t>
       </w:r>
@@ -941,13 +923,13 @@
       </w:pPr>
       <w:r>
         <w:rPr>
-          <w:rFonts w:ascii="Calibri" w:cs="Calibri" w:eastAsia="Calibri" w:hAnsi="Calibri"/>
+          <w:rFonts w:ascii="Arial" w:cs="Arial" w:eastAsia="Arial" w:hAnsi="Arial"/>
         </w:rPr>
         <w:t xml:space="preserve">Usa firewalls y otras medidas de seguridad para dar protección en </w:t>
       </w:r>
       <w:r>
         <w:rPr>
-          <w:rFonts w:ascii="Calibri" w:cs="Calibri" w:eastAsia="Calibri" w:hAnsi="Calibri"/>
+          <w:rFonts w:ascii="Arial" w:cs="Arial" w:eastAsia="Arial" w:hAnsi="Arial"/>
           <w:b/>
           <w:bCs/>
         </w:rPr>
@@ -955,7 +937,7 @@
       </w:r>
       <w:r>
         <w:rPr>
-          <w:rFonts w:ascii="Calibri" w:cs="Calibri" w:eastAsia="Calibri" w:hAnsi="Calibri"/>
+          <w:rFonts w:ascii="Arial" w:cs="Arial" w:eastAsia="Arial" w:hAnsi="Arial"/>
         </w:rPr>
         <w:t xml:space="preserve"> de la red.</w:t>
       </w:r>
@@ -971,13 +953,13 @@
       </w:pPr>
       <w:r>
         <w:rPr>
-          <w:rFonts w:ascii="Calibri" w:cs="Calibri" w:eastAsia="Calibri" w:hAnsi="Calibri"/>
+          <w:rFonts w:ascii="Arial" w:cs="Arial" w:eastAsia="Arial" w:hAnsi="Arial"/>
         </w:rPr>
         <w:t xml:space="preserve">Es la idea de </w:t>
       </w:r>
       <w:r>
         <w:rPr>
-          <w:rFonts w:ascii="Calibri" w:cs="Calibri" w:eastAsia="Calibri" w:hAnsi="Calibri"/>
+          <w:rFonts w:ascii="Arial" w:cs="Arial" w:eastAsia="Arial" w:hAnsi="Arial"/>
           <w:b/>
           <w:bCs/>
         </w:rPr>
@@ -985,7 +967,7 @@
       </w:r>
       <w:r>
         <w:rPr>
-          <w:rFonts w:ascii="Calibri" w:cs="Calibri" w:eastAsia="Calibri" w:hAnsi="Calibri"/>
+          <w:rFonts w:ascii="Arial" w:cs="Arial" w:eastAsia="Arial" w:hAnsi="Arial"/>
         </w:rPr>
         <w:t xml:space="preserve">: no depender de una sola barrera.</w:t>
       </w:r>
@@ -1205,9 +1187,9 @@
   <w:docDefaults>
     <w:rPrDefault>
       <w:rPr>
-        <w:rFonts w:ascii="Calibri" w:cs="Calibri" w:eastAsia="Calibri" w:hAnsi="Calibri"/>
-        <w:sz w:val="22"/>
-        <w:szCs w:val="22"/>
+        <w:rFonts w:ascii="Arial" w:cs="Arial" w:eastAsia="Arial" w:hAnsi="Arial"/>
+        <w:sz w:val="24"/>
+        <w:szCs w:val="24"/>
       </w:rPr>
     </w:rPrDefault>
     <w:pPrDefault/>
@@ -1392,12 +1374,12 @@
       <w:outlineLvl w:val="0"/>
     </w:pPr>
     <w:rPr>
-      <w:rFonts w:ascii="Calibri" w:cs="Calibri" w:eastAsia="Calibri" w:hAnsi="Calibri"/>
+      <w:rFonts w:ascii="Arial" w:cs="Arial" w:eastAsia="Arial" w:hAnsi="Arial"/>
       <w:b/>
       <w:bCs/>
-      <w:color w:val="1F4E79"/>
-      <w:sz w:val="30"/>
-      <w:szCs w:val="30"/>
+      <w:color w:val="000000"/>
+      <w:sz w:val="24"/>
+      <w:szCs w:val="24"/>
     </w:rPr>
   </w:style>
   <w:style w:type="paragraph" w:styleId="Heading3">
@@ -1409,10 +1391,10 @@
       <w:outlineLvl w:val="2"/>
     </w:pPr>
     <w:rPr>
-      <w:rFonts w:ascii="Calibri" w:cs="Calibri" w:eastAsia="Calibri" w:hAnsi="Calibri"/>
+      <w:rFonts w:ascii="Arial" w:cs="Arial" w:eastAsia="Arial" w:hAnsi="Arial"/>
       <w:b/>
       <w:bCs/>
-      <w:color w:val="2E75B6"/>
+      <w:color w:val="000000"/>
       <w:sz w:val="24"/>
       <w:szCs w:val="24"/>
     </w:rPr>

--- a/Modulo15_Resumen.docx
+++ b/Modulo15_Resumen.docx
@@ -9,7 +9,7 @@
       </w:pPr>
       <w:r>
         <w:rPr>
-          <w:rFonts w:ascii="Arial" w:cs="Arial" w:eastAsia="Arial" w:hAnsi="Arial"/>
+          <w:rFonts w:ascii="Calibri" w:cs="Calibri" w:eastAsia="Calibri" w:hAnsi="Calibri"/>
           <w:b/>
           <w:bCs/>
           <w:color w:val="000000"/>
@@ -26,7 +26,7 @@
       </w:pPr>
       <w:r>
         <w:rPr>
-          <w:rFonts w:ascii="Arial" w:cs="Arial" w:eastAsia="Arial" w:hAnsi="Arial"/>
+          <w:rFonts w:ascii="Calibri" w:cs="Calibri" w:eastAsia="Calibri" w:hAnsi="Calibri"/>
           <w:color w:val="000000"/>
           <w:sz w:val="24"/>
           <w:szCs w:val="24"/>
@@ -36,14 +36,11 @@
     </w:p>
     <w:p>
       <w:pPr>
-        <w:pBdr>
-          <w:bottom w:val="single" w:color="000000" w:sz="8" w:space="2"/>
-        </w:pBdr>
         <w:spacing w:after="120" w:before="280"/>
       </w:pPr>
       <w:r>
         <w:rPr>
-          <w:rFonts w:ascii="Arial" w:cs="Arial" w:eastAsia="Arial" w:hAnsi="Arial"/>
+          <w:rFonts w:ascii="Calibri" w:cs="Calibri" w:eastAsia="Calibri" w:hAnsi="Calibri"/>
           <w:b/>
           <w:bCs/>
         </w:rPr>
@@ -56,7 +53,7 @@
       </w:pPr>
       <w:r>
         <w:rPr>
-          <w:rFonts w:ascii="Arial" w:cs="Arial" w:eastAsia="Arial" w:hAnsi="Arial"/>
+          <w:rFonts w:ascii="Calibri" w:cs="Calibri" w:eastAsia="Calibri" w:hAnsi="Calibri"/>
         </w:rPr>
         <w:t xml:space="preserve">Hay varios tipos de firewall:</w:t>
       </w:r>
@@ -102,7 +99,7 @@
           <w:p>
             <w:r>
               <w:rPr>
-                <w:rFonts w:ascii="Arial" w:cs="Arial" w:eastAsia="Arial" w:hAnsi="Arial"/>
+                <w:rFonts w:ascii="Calibri" w:cs="Calibri" w:eastAsia="Calibri" w:hAnsi="Calibri"/>
                 <w:b/>
                 <w:bCs/>
                 <w:color w:val="000000"/>
@@ -131,7 +128,7 @@
           <w:p>
             <w:r>
               <w:rPr>
-                <w:rFonts w:ascii="Arial" w:cs="Arial" w:eastAsia="Arial" w:hAnsi="Arial"/>
+                <w:rFonts w:ascii="Calibri" w:cs="Calibri" w:eastAsia="Calibri" w:hAnsi="Calibri"/>
                 <w:b/>
                 <w:bCs/>
                 <w:color w:val="000000"/>
@@ -160,7 +157,7 @@
           <w:p>
             <w:r>
               <w:rPr>
-                <w:rFonts w:ascii="Arial" w:cs="Arial" w:eastAsia="Arial" w:hAnsi="Arial"/>
+                <w:rFonts w:ascii="Calibri" w:cs="Calibri" w:eastAsia="Calibri" w:hAnsi="Calibri"/>
                 <w:b/>
                 <w:bCs/>
                 <w:color w:val="000000"/>
@@ -191,7 +188,7 @@
           <w:p>
             <w:r>
               <w:rPr>
-                <w:rFonts w:ascii="Arial" w:cs="Arial" w:eastAsia="Arial" w:hAnsi="Arial"/>
+                <w:rFonts w:ascii="Calibri" w:cs="Calibri" w:eastAsia="Calibri" w:hAnsi="Calibri"/>
                 <w:b/>
                 <w:bCs/>
               </w:rPr>
@@ -219,7 +216,7 @@
           <w:p>
             <w:r>
               <w:rPr>
-                <w:rFonts w:ascii="Arial" w:cs="Arial" w:eastAsia="Arial" w:hAnsi="Arial"/>
+                <w:rFonts w:ascii="Calibri" w:cs="Calibri" w:eastAsia="Calibri" w:hAnsi="Calibri"/>
               </w:rPr>
               <w:t xml:space="preserve">Capa 3 y, a veces, Capa 4</w:t>
             </w:r>
@@ -245,7 +242,7 @@
           <w:p>
             <w:r>
               <w:rPr>
-                <w:rFonts w:ascii="Arial" w:cs="Arial" w:eastAsia="Arial" w:hAnsi="Arial"/>
+                <w:rFonts w:ascii="Calibri" w:cs="Calibri" w:eastAsia="Calibri" w:hAnsi="Calibri"/>
               </w:rPr>
               <w:t xml:space="preserve">Filtra paquetes sin llevar el estado de la conexión</w:t>
             </w:r>
@@ -273,7 +270,7 @@
           <w:p>
             <w:r>
               <w:rPr>
-                <w:rFonts w:ascii="Arial" w:cs="Arial" w:eastAsia="Arial" w:hAnsi="Arial"/>
+                <w:rFonts w:ascii="Calibri" w:cs="Calibri" w:eastAsia="Calibri" w:hAnsi="Calibri"/>
                 <w:b/>
                 <w:bCs/>
               </w:rPr>
@@ -301,7 +298,7 @@
           <w:p>
             <w:r>
               <w:rPr>
-                <w:rFonts w:ascii="Arial" w:cs="Arial" w:eastAsia="Arial" w:hAnsi="Arial"/>
+                <w:rFonts w:ascii="Calibri" w:cs="Calibri" w:eastAsia="Calibri" w:hAnsi="Calibri"/>
               </w:rPr>
               <w:t xml:space="preserve">—</w:t>
             </w:r>
@@ -327,13 +324,13 @@
           <w:p>
             <w:r>
               <w:rPr>
-                <w:rFonts w:ascii="Arial" w:cs="Arial" w:eastAsia="Arial" w:hAnsi="Arial"/>
+                <w:rFonts w:ascii="Calibri" w:cs="Calibri" w:eastAsia="Calibri" w:hAnsi="Calibri"/>
               </w:rPr>
               <w:t xml:space="preserve">Permite o bloquea el tráfico según </w:t>
             </w:r>
             <w:r>
               <w:rPr>
-                <w:rFonts w:ascii="Arial" w:cs="Arial" w:eastAsia="Arial" w:hAnsi="Arial"/>
+                <w:rFonts w:ascii="Calibri" w:cs="Calibri" w:eastAsia="Calibri" w:hAnsi="Calibri"/>
                 <w:b/>
                 <w:bCs/>
               </w:rPr>
@@ -363,7 +360,7 @@
           <w:p>
             <w:r>
               <w:rPr>
-                <w:rFonts w:ascii="Arial" w:cs="Arial" w:eastAsia="Arial" w:hAnsi="Arial"/>
+                <w:rFonts w:ascii="Calibri" w:cs="Calibri" w:eastAsia="Calibri" w:hAnsi="Calibri"/>
                 <w:b/>
                 <w:bCs/>
               </w:rPr>
@@ -391,7 +388,7 @@
           <w:p>
             <w:r>
               <w:rPr>
-                <w:rFonts w:ascii="Arial" w:cs="Arial" w:eastAsia="Arial" w:hAnsi="Arial"/>
+                <w:rFonts w:ascii="Calibri" w:cs="Calibri" w:eastAsia="Calibri" w:hAnsi="Calibri"/>
               </w:rPr>
               <w:t xml:space="preserve">Capas 3, 4, 5 y 7</w:t>
             </w:r>
@@ -417,7 +414,7 @@
           <w:p>
             <w:r>
               <w:rPr>
-                <w:rFonts w:ascii="Arial" w:cs="Arial" w:eastAsia="Arial" w:hAnsi="Arial"/>
+                <w:rFonts w:ascii="Calibri" w:cs="Calibri" w:eastAsia="Calibri" w:hAnsi="Calibri"/>
               </w:rPr>
               <w:t xml:space="preserve">Filtra información de esas capas</w:t>
             </w:r>
@@ -445,7 +442,7 @@
           <w:p>
             <w:r>
               <w:rPr>
-                <w:rFonts w:ascii="Arial" w:cs="Arial" w:eastAsia="Arial" w:hAnsi="Arial"/>
+                <w:rFonts w:ascii="Calibri" w:cs="Calibri" w:eastAsia="Calibri" w:hAnsi="Calibri"/>
                 <w:b/>
                 <w:bCs/>
               </w:rPr>
@@ -473,7 +470,7 @@
           <w:p>
             <w:r>
               <w:rPr>
-                <w:rFonts w:ascii="Arial" w:cs="Arial" w:eastAsia="Arial" w:hAnsi="Arial"/>
+                <w:rFonts w:ascii="Calibri" w:cs="Calibri" w:eastAsia="Calibri" w:hAnsi="Calibri"/>
               </w:rPr>
               <w:t xml:space="preserve">—</w:t>
             </w:r>
@@ -499,7 +496,7 @@
           <w:p>
             <w:r>
               <w:rPr>
-                <w:rFonts w:ascii="Arial" w:cs="Arial" w:eastAsia="Arial" w:hAnsi="Arial"/>
+                <w:rFonts w:ascii="Calibri" w:cs="Calibri" w:eastAsia="Calibri" w:hAnsi="Calibri"/>
               </w:rPr>
               <w:t xml:space="preserve">Da servicios extra más allá de los gateways de aplicación</w:t>
             </w:r>
@@ -518,7 +515,7 @@
       </w:pPr>
       <w:r>
         <w:rPr>
-          <w:rFonts w:ascii="Arial" w:cs="Arial" w:eastAsia="Arial" w:hAnsi="Arial"/>
+          <w:rFonts w:ascii="Calibri" w:cs="Calibri" w:eastAsia="Calibri" w:hAnsi="Calibri"/>
           <w:b/>
           <w:bCs/>
         </w:rPr>
@@ -536,7 +533,7 @@
       </w:pPr>
       <w:r>
         <w:rPr>
-          <w:rFonts w:ascii="Arial" w:cs="Arial" w:eastAsia="Arial" w:hAnsi="Arial"/>
+          <w:rFonts w:ascii="Calibri" w:cs="Calibri" w:eastAsia="Calibri" w:hAnsi="Calibri"/>
           <w:b/>
           <w:bCs/>
         </w:rPr>
@@ -544,7 +541,7 @@
       </w:r>
       <w:r>
         <w:rPr>
-          <w:rFonts w:ascii="Arial" w:cs="Arial" w:eastAsia="Arial" w:hAnsi="Arial"/>
+          <w:rFonts w:ascii="Calibri" w:cs="Calibri" w:eastAsia="Calibri" w:hAnsi="Calibri"/>
         </w:rPr>
         <w:t xml:space="preserve"> integrada.</w:t>
       </w:r>
@@ -560,7 +557,7 @@
       </w:pPr>
       <w:r>
         <w:rPr>
-          <w:rFonts w:ascii="Arial" w:cs="Arial" w:eastAsia="Arial" w:hAnsi="Arial"/>
+          <w:rFonts w:ascii="Calibri" w:cs="Calibri" w:eastAsia="Calibri" w:hAnsi="Calibri"/>
           <w:b/>
           <w:bCs/>
         </w:rPr>
@@ -568,7 +565,7 @@
       </w:r>
       <w:r>
         <w:rPr>
-          <w:rFonts w:ascii="Arial" w:cs="Arial" w:eastAsia="Arial" w:hAnsi="Arial"/>
+          <w:rFonts w:ascii="Calibri" w:cs="Calibri" w:eastAsia="Calibri" w:hAnsi="Calibri"/>
         </w:rPr>
         <w:t xml:space="preserve">, para ver y bloquear las apps de riesgo.</w:t>
       </w:r>
@@ -584,13 +581,13 @@
       </w:pPr>
       <w:r>
         <w:rPr>
-          <w:rFonts w:ascii="Arial" w:cs="Arial" w:eastAsia="Arial" w:hAnsi="Arial"/>
+          <w:rFonts w:ascii="Calibri" w:cs="Calibri" w:eastAsia="Calibri" w:hAnsi="Calibri"/>
         </w:rPr>
         <w:t xml:space="preserve">Acceso a </w:t>
       </w:r>
       <w:r>
         <w:rPr>
-          <w:rFonts w:ascii="Arial" w:cs="Arial" w:eastAsia="Arial" w:hAnsi="Arial"/>
+          <w:rFonts w:ascii="Calibri" w:cs="Calibri" w:eastAsia="Calibri" w:hAnsi="Calibri"/>
           <w:b/>
           <w:bCs/>
         </w:rPr>
@@ -598,7 +595,7 @@
       </w:r>
       <w:r>
         <w:rPr>
-          <w:rFonts w:ascii="Arial" w:cs="Arial" w:eastAsia="Arial" w:hAnsi="Arial"/>
+          <w:rFonts w:ascii="Calibri" w:cs="Calibri" w:eastAsia="Calibri" w:hAnsi="Calibri"/>
         </w:rPr>
         <w:t xml:space="preserve">.</w:t>
       </w:r>
@@ -614,13 +611,13 @@
       </w:pPr>
       <w:r>
         <w:rPr>
-          <w:rFonts w:ascii="Arial" w:cs="Arial" w:eastAsia="Arial" w:hAnsi="Arial"/>
+          <w:rFonts w:ascii="Calibri" w:cs="Calibri" w:eastAsia="Calibri" w:hAnsi="Calibri"/>
         </w:rPr>
         <w:t xml:space="preserve">Técnicas para hacer frente a las </w:t>
       </w:r>
       <w:r>
         <w:rPr>
-          <w:rFonts w:ascii="Arial" w:cs="Arial" w:eastAsia="Arial" w:hAnsi="Arial"/>
+          <w:rFonts w:ascii="Calibri" w:cs="Calibri" w:eastAsia="Calibri" w:hAnsi="Calibri"/>
           <w:b/>
           <w:bCs/>
         </w:rPr>
@@ -628,21 +625,18 @@
       </w:r>
       <w:r>
         <w:rPr>
-          <w:rFonts w:ascii="Arial" w:cs="Arial" w:eastAsia="Arial" w:hAnsi="Arial"/>
+          <w:rFonts w:ascii="Calibri" w:cs="Calibri" w:eastAsia="Calibri" w:hAnsi="Calibri"/>
         </w:rPr>
         <w:t xml:space="preserve">.</w:t>
       </w:r>
     </w:p>
     <w:p>
       <w:pPr>
-        <w:pBdr>
-          <w:bottom w:val="single" w:color="000000" w:sz="8" w:space="2"/>
-        </w:pBdr>
         <w:spacing w:after="120" w:before="280"/>
       </w:pPr>
       <w:r>
         <w:rPr>
-          <w:rFonts w:ascii="Arial" w:cs="Arial" w:eastAsia="Arial" w:hAnsi="Arial"/>
+          <w:rFonts w:ascii="Calibri" w:cs="Calibri" w:eastAsia="Calibri" w:hAnsi="Calibri"/>
           <w:b/>
           <w:bCs/>
         </w:rPr>
@@ -660,13 +654,13 @@
       </w:pPr>
       <w:r>
         <w:rPr>
-          <w:rFonts w:ascii="Arial" w:cs="Arial" w:eastAsia="Arial" w:hAnsi="Arial"/>
+          <w:rFonts w:ascii="Calibri" w:cs="Calibri" w:eastAsia="Calibri" w:hAnsi="Calibri"/>
         </w:rPr>
         <w:t xml:space="preserve">Las </w:t>
       </w:r>
       <w:r>
         <w:rPr>
-          <w:rFonts w:ascii="Arial" w:cs="Arial" w:eastAsia="Arial" w:hAnsi="Arial"/>
+          <w:rFonts w:ascii="Calibri" w:cs="Calibri" w:eastAsia="Calibri" w:hAnsi="Calibri"/>
           <w:b/>
           <w:bCs/>
         </w:rPr>
@@ -674,7 +668,7 @@
       </w:r>
       <w:r>
         <w:rPr>
-          <w:rFonts w:ascii="Arial" w:cs="Arial" w:eastAsia="Arial" w:hAnsi="Arial"/>
+          <w:rFonts w:ascii="Calibri" w:cs="Calibri" w:eastAsia="Calibri" w:hAnsi="Calibri"/>
         </w:rPr>
         <w:t xml:space="preserve"> comunes definen los límites del tráfico que entra y sale de la red.</w:t>
       </w:r>
@@ -690,7 +684,7 @@
       </w:pPr>
       <w:r>
         <w:rPr>
-          <w:rFonts w:ascii="Arial" w:cs="Arial" w:eastAsia="Arial" w:hAnsi="Arial"/>
+          <w:rFonts w:ascii="Calibri" w:cs="Calibri" w:eastAsia="Calibri" w:hAnsi="Calibri"/>
         </w:rPr>
         <w:t xml:space="preserve">Si una topología tiene acceso a redes externas o públicas, hay que poder determinar su arquitectura de seguridad.</w:t>
       </w:r>
@@ -701,7 +695,7 @@
       </w:pPr>
       <w:r>
         <w:rPr>
-          <w:rFonts w:ascii="Arial" w:cs="Arial" w:eastAsia="Arial" w:hAnsi="Arial"/>
+          <w:rFonts w:ascii="Calibri" w:cs="Calibri" w:eastAsia="Calibri" w:hAnsi="Calibri"/>
           <w:b/>
           <w:bCs/>
         </w:rPr>
@@ -719,7 +713,7 @@
       </w:pPr>
       <w:r>
         <w:rPr>
-          <w:rFonts w:ascii="Arial" w:cs="Arial" w:eastAsia="Arial" w:hAnsi="Arial"/>
+          <w:rFonts w:ascii="Calibri" w:cs="Calibri" w:eastAsia="Calibri" w:hAnsi="Calibri"/>
           <w:b/>
           <w:bCs/>
         </w:rPr>
@@ -727,13 +721,13 @@
       </w:r>
       <w:r>
         <w:rPr>
-          <w:rFonts w:ascii="Arial" w:cs="Arial" w:eastAsia="Arial" w:hAnsi="Arial"/>
+          <w:rFonts w:ascii="Calibri" w:cs="Calibri" w:eastAsia="Calibri" w:hAnsi="Calibri"/>
         </w:rPr>
         <w:t xml:space="preserve"> una red </w:t>
       </w:r>
       <w:r>
         <w:rPr>
-          <w:rFonts w:ascii="Arial" w:cs="Arial" w:eastAsia="Arial" w:hAnsi="Arial"/>
+          <w:rFonts w:ascii="Calibri" w:cs="Calibri" w:eastAsia="Calibri" w:hAnsi="Calibri"/>
           <w:b/>
           <w:bCs/>
         </w:rPr>
@@ -741,13 +735,13 @@
       </w:r>
       <w:r>
         <w:rPr>
-          <w:rFonts w:ascii="Arial" w:cs="Arial" w:eastAsia="Arial" w:hAnsi="Arial"/>
+          <w:rFonts w:ascii="Calibri" w:cs="Calibri" w:eastAsia="Calibri" w:hAnsi="Calibri"/>
         </w:rPr>
         <w:t xml:space="preserve"> y una </w:t>
       </w:r>
       <w:r>
         <w:rPr>
-          <w:rFonts w:ascii="Arial" w:cs="Arial" w:eastAsia="Arial" w:hAnsi="Arial"/>
+          <w:rFonts w:ascii="Calibri" w:cs="Calibri" w:eastAsia="Calibri" w:hAnsi="Calibri"/>
           <w:b/>
           <w:bCs/>
         </w:rPr>
@@ -755,13 +749,13 @@
       </w:r>
       <w:r>
         <w:rPr>
-          <w:rFonts w:ascii="Arial" w:cs="Arial" w:eastAsia="Arial" w:hAnsi="Arial"/>
+          <w:rFonts w:ascii="Calibri" w:cs="Calibri" w:eastAsia="Calibri" w:hAnsi="Calibri"/>
         </w:rPr>
         <w:t xml:space="preserve">, determinadas por </w:t>
       </w:r>
       <w:r>
         <w:rPr>
-          <w:rFonts w:ascii="Arial" w:cs="Arial" w:eastAsia="Arial" w:hAnsi="Arial"/>
+          <w:rFonts w:ascii="Calibri" w:cs="Calibri" w:eastAsia="Calibri" w:hAnsi="Calibri"/>
           <w:b/>
           <w:bCs/>
         </w:rPr>
@@ -769,7 +763,7 @@
       </w:r>
       <w:r>
         <w:rPr>
-          <w:rFonts w:ascii="Arial" w:cs="Arial" w:eastAsia="Arial" w:hAnsi="Arial"/>
+          <w:rFonts w:ascii="Calibri" w:cs="Calibri" w:eastAsia="Calibri" w:hAnsi="Calibri"/>
         </w:rPr>
         <w:t xml:space="preserve"> en un firewall.</w:t>
       </w:r>
@@ -785,7 +779,7 @@
       </w:pPr>
       <w:r>
         <w:rPr>
-          <w:rFonts w:ascii="Arial" w:cs="Arial" w:eastAsia="Arial" w:hAnsi="Arial"/>
+          <w:rFonts w:ascii="Calibri" w:cs="Calibri" w:eastAsia="Calibri" w:hAnsi="Calibri"/>
           <w:b/>
           <w:bCs/>
         </w:rPr>
@@ -793,13 +787,13 @@
       </w:r>
       <w:r>
         <w:rPr>
-          <w:rFonts w:ascii="Arial" w:cs="Arial" w:eastAsia="Arial" w:hAnsi="Arial"/>
+          <w:rFonts w:ascii="Calibri" w:cs="Calibri" w:eastAsia="Calibri" w:hAnsi="Calibri"/>
         </w:rPr>
         <w:t xml:space="preserve"> las redes que necesitan acceso público a servicios suelen tener una </w:t>
       </w:r>
       <w:r>
         <w:rPr>
-          <w:rFonts w:ascii="Arial" w:cs="Arial" w:eastAsia="Arial" w:hAnsi="Arial"/>
+          <w:rFonts w:ascii="Calibri" w:cs="Calibri" w:eastAsia="Calibri" w:hAnsi="Calibri"/>
           <w:b/>
           <w:bCs/>
         </w:rPr>
@@ -807,13 +801,13 @@
       </w:r>
       <w:r>
         <w:rPr>
-          <w:rFonts w:ascii="Arial" w:cs="Arial" w:eastAsia="Arial" w:hAnsi="Arial"/>
+          <w:rFonts w:ascii="Calibri" w:cs="Calibri" w:eastAsia="Calibri" w:hAnsi="Calibri"/>
         </w:rPr>
         <w:t xml:space="preserve"> a la que puede entrar el público, mientras se </w:t>
       </w:r>
       <w:r>
         <w:rPr>
-          <w:rFonts w:ascii="Arial" w:cs="Arial" w:eastAsia="Arial" w:hAnsi="Arial"/>
+          <w:rFonts w:ascii="Calibri" w:cs="Calibri" w:eastAsia="Calibri" w:hAnsi="Calibri"/>
           <w:b/>
           <w:bCs/>
         </w:rPr>
@@ -821,7 +815,7 @@
       </w:r>
       <w:r>
         <w:rPr>
-          <w:rFonts w:ascii="Arial" w:cs="Arial" w:eastAsia="Arial" w:hAnsi="Arial"/>
+          <w:rFonts w:ascii="Calibri" w:cs="Calibri" w:eastAsia="Calibri" w:hAnsi="Calibri"/>
         </w:rPr>
         <w:t xml:space="preserve"> el acceso a la red interna.</w:t>
       </w:r>
@@ -832,7 +826,7 @@
       </w:pPr>
       <w:r>
         <w:rPr>
-          <w:rFonts w:ascii="Arial" w:cs="Arial" w:eastAsia="Arial" w:hAnsi="Arial"/>
+          <w:rFonts w:ascii="Calibri" w:cs="Calibri" w:eastAsia="Calibri" w:hAnsi="Calibri"/>
           <w:b/>
           <w:bCs/>
         </w:rPr>
@@ -850,13 +844,13 @@
       </w:pPr>
       <w:r>
         <w:rPr>
-          <w:rFonts w:ascii="Arial" w:cs="Arial" w:eastAsia="Arial" w:hAnsi="Arial"/>
+          <w:rFonts w:ascii="Calibri" w:cs="Calibri" w:eastAsia="Calibri" w:hAnsi="Calibri"/>
         </w:rPr>
         <w:t xml:space="preserve">Usan el concepto de </w:t>
       </w:r>
       <w:r>
         <w:rPr>
-          <w:rFonts w:ascii="Arial" w:cs="Arial" w:eastAsia="Arial" w:hAnsi="Arial"/>
+          <w:rFonts w:ascii="Calibri" w:cs="Calibri" w:eastAsia="Calibri" w:hAnsi="Calibri"/>
           <w:b/>
           <w:bCs/>
         </w:rPr>
@@ -864,7 +858,7 @@
       </w:r>
       <w:r>
         <w:rPr>
-          <w:rFonts w:ascii="Arial" w:cs="Arial" w:eastAsia="Arial" w:hAnsi="Arial"/>
+          <w:rFonts w:ascii="Calibri" w:cs="Calibri" w:eastAsia="Calibri" w:hAnsi="Calibri"/>
         </w:rPr>
         <w:t xml:space="preserve"> para dar más flexibilidad.</w:t>
       </w:r>
@@ -880,13 +874,13 @@
       </w:pPr>
       <w:r>
         <w:rPr>
-          <w:rFonts w:ascii="Arial" w:cs="Arial" w:eastAsia="Arial" w:hAnsi="Arial"/>
+          <w:rFonts w:ascii="Calibri" w:cs="Calibri" w:eastAsia="Calibri" w:hAnsi="Calibri"/>
         </w:rPr>
         <w:t xml:space="preserve">Una </w:t>
       </w:r>
       <w:r>
         <w:rPr>
-          <w:rFonts w:ascii="Arial" w:cs="Arial" w:eastAsia="Arial" w:hAnsi="Arial"/>
+          <w:rFonts w:ascii="Calibri" w:cs="Calibri" w:eastAsia="Calibri" w:hAnsi="Calibri"/>
           <w:b/>
           <w:bCs/>
         </w:rPr>
@@ -894,7 +888,7 @@
       </w:r>
       <w:r>
         <w:rPr>
-          <w:rFonts w:ascii="Arial" w:cs="Arial" w:eastAsia="Arial" w:hAnsi="Arial"/>
+          <w:rFonts w:ascii="Calibri" w:cs="Calibri" w:eastAsia="Calibri" w:hAnsi="Calibri"/>
         </w:rPr>
         <w:t xml:space="preserve"> es un grupo de una o más interfaces que tienen funciones, características y requerimientos de seguridad parecidos.</w:t>
       </w:r>
@@ -905,7 +899,7 @@
       </w:pPr>
       <w:r>
         <w:rPr>
-          <w:rFonts w:ascii="Arial" w:cs="Arial" w:eastAsia="Arial" w:hAnsi="Arial"/>
+          <w:rFonts w:ascii="Calibri" w:cs="Calibri" w:eastAsia="Calibri" w:hAnsi="Calibri"/>
           <w:b/>
           <w:bCs/>
         </w:rPr>
@@ -923,13 +917,13 @@
       </w:pPr>
       <w:r>
         <w:rPr>
-          <w:rFonts w:ascii="Arial" w:cs="Arial" w:eastAsia="Arial" w:hAnsi="Arial"/>
+          <w:rFonts w:ascii="Calibri" w:cs="Calibri" w:eastAsia="Calibri" w:hAnsi="Calibri"/>
         </w:rPr>
         <w:t xml:space="preserve">Usa firewalls y otras medidas de seguridad para dar protección en </w:t>
       </w:r>
       <w:r>
         <w:rPr>
-          <w:rFonts w:ascii="Arial" w:cs="Arial" w:eastAsia="Arial" w:hAnsi="Arial"/>
+          <w:rFonts w:ascii="Calibri" w:cs="Calibri" w:eastAsia="Calibri" w:hAnsi="Calibri"/>
           <w:b/>
           <w:bCs/>
         </w:rPr>
@@ -937,7 +931,7 @@
       </w:r>
       <w:r>
         <w:rPr>
-          <w:rFonts w:ascii="Arial" w:cs="Arial" w:eastAsia="Arial" w:hAnsi="Arial"/>
+          <w:rFonts w:ascii="Calibri" w:cs="Calibri" w:eastAsia="Calibri" w:hAnsi="Calibri"/>
         </w:rPr>
         <w:t xml:space="preserve"> de la red.</w:t>
       </w:r>
@@ -953,13 +947,13 @@
       </w:pPr>
       <w:r>
         <w:rPr>
-          <w:rFonts w:ascii="Arial" w:cs="Arial" w:eastAsia="Arial" w:hAnsi="Arial"/>
+          <w:rFonts w:ascii="Calibri" w:cs="Calibri" w:eastAsia="Calibri" w:hAnsi="Calibri"/>
         </w:rPr>
         <w:t xml:space="preserve">Es la idea de </w:t>
       </w:r>
       <w:r>
         <w:rPr>
-          <w:rFonts w:ascii="Arial" w:cs="Arial" w:eastAsia="Arial" w:hAnsi="Arial"/>
+          <w:rFonts w:ascii="Calibri" w:cs="Calibri" w:eastAsia="Calibri" w:hAnsi="Calibri"/>
           <w:b/>
           <w:bCs/>
         </w:rPr>
@@ -967,7 +961,7 @@
       </w:r>
       <w:r>
         <w:rPr>
-          <w:rFonts w:ascii="Arial" w:cs="Arial" w:eastAsia="Arial" w:hAnsi="Arial"/>
+          <w:rFonts w:ascii="Calibri" w:cs="Calibri" w:eastAsia="Calibri" w:hAnsi="Calibri"/>
         </w:rPr>
         <w:t xml:space="preserve">: no depender de una sola barrera.</w:t>
       </w:r>
@@ -1187,7 +1181,7 @@
   <w:docDefaults>
     <w:rPrDefault>
       <w:rPr>
-        <w:rFonts w:ascii="Arial" w:cs="Arial" w:eastAsia="Arial" w:hAnsi="Arial"/>
+        <w:rFonts w:ascii="Calibri" w:cs="Calibri" w:eastAsia="Calibri" w:hAnsi="Calibri"/>
         <w:sz w:val="24"/>
         <w:szCs w:val="24"/>
       </w:rPr>
@@ -1374,7 +1368,7 @@
       <w:outlineLvl w:val="0"/>
     </w:pPr>
     <w:rPr>
-      <w:rFonts w:ascii="Arial" w:cs="Arial" w:eastAsia="Arial" w:hAnsi="Arial"/>
+      <w:rFonts w:ascii="Calibri" w:cs="Calibri" w:eastAsia="Calibri" w:hAnsi="Calibri"/>
       <w:b/>
       <w:bCs/>
       <w:color w:val="000000"/>
@@ -1391,7 +1385,7 @@
       <w:outlineLvl w:val="2"/>
     </w:pPr>
     <w:rPr>
-      <w:rFonts w:ascii="Arial" w:cs="Arial" w:eastAsia="Arial" w:hAnsi="Arial"/>
+      <w:rFonts w:ascii="Calibri" w:cs="Calibri" w:eastAsia="Calibri" w:hAnsi="Calibri"/>
       <w:b/>
       <w:bCs/>
       <w:color w:val="000000"/>
